--- a/docs/specs/FindHouseQuick_Technical_Architecture_and_Execution_Plan.docx
+++ b/docs/specs/FindHouseQuick_Technical_Architecture_and_Execution_Plan.docx
@@ -293,7 +293,7 @@
         <w:spacing w:after="120"/>
       </w:pPr>
       <w:r>
-        <w:t xml:space="preserve">This document sets out how FindHouseQuick will be built and delivered. It should be read together with the FindHouseQuick Product Specification (version 1.3), which describes what the platform does. Where the two documents differ, the Product Specification decides what is built; this document decides how.</w:t>
+        <w:t>This document sets out how FindHouseQuick will be built and delivered. It should be read together with the FindHouseQuick Product Specification, which describes what the platform does. Where the two documents differ, the Product Specification decides what is built; this document decides how.</w:t>
       </w:r>
     </w:p>
     <w:p>

--- a/docs/specs/FindHouseQuick_Technical_Architecture_and_Execution_Plan.docx
+++ b/docs/specs/FindHouseQuick_Technical_Architecture_and_Execution_Plan.docx
@@ -67,7 +67,7 @@
           <w:sz w:val="22"/>
           <w:szCs w:val="22"/>
         </w:rPr>
-        <w:t xml:space="preserve">Version 1.0  |  22 October 2026</w:t>
+        <w:t>Version 1.1  |  24 October 2026</w:t>
       </w:r>
     </w:p>
     <w:p>
@@ -560,7 +560,7 @@
           </w:tcPr>
           <w:p>
             <w:r>
-              <w:t xml:space="preserve">Screen designs for every user type; database design; API design; code repository, test and live systems; country and feature controls framework</w:t>
+              <w:t>Screen designs for every user type: 112 screens, on the phone app (87), the website (112) and the desktop software (105), 304 designs in all, listed in docs/designs.md (decision 73); database design; API design; code repository, test and live systems; country and feature controls framework</w:t>
             </w:r>
           </w:p>
         </w:tc>
@@ -650,7 +650,7 @@
           </w:tcPr>
           <w:p>
             <w:r>
-              <w:t xml:space="preserve">Registration and verification ladder; property categories and part-by-part media capture; search, map and "around me"; property page; chat and inspection booking; duplicate checks and basic risk score; media protection; admin panel; English and Pidgin</w:t>
+              <w:t>Registration and verification ladder; property categories and part-by-part media capture; search, map and "around me"; property page; chat and inspection booking; duplicate checks and basic risk score; media protection; admin panel; English and Pidgin; scouts: opting in, reporting vacant properties, inviting landlords and the referral record (decision 72)</w:t>
             </w:r>
           </w:p>
         </w:tc>
@@ -740,7 +740,7 @@
           </w:tcPr>
           <w:p>
             <w:r>
-              <w:t xml:space="preserve">Escrow with full safeguards; completed rental fee; digital tenancy agreements; short lets; property management; customer support tools; management reports</w:t>
+              <w:t>Escrow with full safeguards; completed rental fee, with scout referral reward payouts (decision 72); digital tenancy agreements; short lets; property management; customer support tools; management reports</w:t>
             </w:r>
           </w:p>
         </w:tc>

--- a/docs/specs/FindHouseQuick_Technical_Architecture_and_Execution_Plan.docx
+++ b/docs/specs/FindHouseQuick_Technical_Architecture_and_Execution_Plan.docx
@@ -67,7 +67,7 @@
           <w:sz w:val="22"/>
           <w:szCs w:val="22"/>
         </w:rPr>
-        <w:t>Version 1.1  |  24 October 2026</w:t>
+        <w:t>Version 1.2  |  27 October 2026</w:t>
       </w:r>
     </w:p>
     <w:p>
@@ -560,7 +560,7 @@
           </w:tcPr>
           <w:p>
             <w:r>
-              <w:t>Screen designs for every user type: 112 screens, on the phone app (87), the website (112) and the desktop software (105), 304 designs in all, listed in docs/designs.md (decision 73); database design; API design; code repository, test and live systems; country and feature controls framework</w:t>
+              <w:t>Screen designs for every user type: 112 screens, on the phone app (87), the website (112) and the desktop software (18, staff screens only), 217 designs in all, listed in docs/designs.md (decision 73); database design; API design; code repository, test and live systems; country and feature controls framework</w:t>
             </w:r>
           </w:p>
         </w:tc>

--- a/docs/specs/FindHouseQuick_Technical_Architecture_and_Execution_Plan.docx
+++ b/docs/specs/FindHouseQuick_Technical_Architecture_and_Execution_Plan.docx
@@ -67,7 +67,7 @@
           <w:sz w:val="22"/>
           <w:szCs w:val="22"/>
         </w:rPr>
-        <w:t>Version 1.2  |  27 October 2026</w:t>
+        <w:t>Version 1.3  |  29 October 2026</w:t>
       </w:r>
     </w:p>
     <w:p>
@@ -560,7 +560,7 @@
           </w:tcPr>
           <w:p>
             <w:r>
-              <w:t>Screen designs for every user type: 112 screens, on the phone app (87), the website (112) and the desktop software (18, staff screens only), 217 designs in all, listed in docs/designs.md (decision 73); database design; API design; code repository, test and live systems; country and feature controls framework</w:t>
+              <w:t>Screen designs for every user type: 115 screens, on the phone app (87), the website (115) and the desktop software (21, staff screens only), 223 designs in all, listed in docs/designs.md (decisions 73 and 75); database design; API design; code repository, test and live systems; country and feature controls framework</w:t>
             </w:r>
           </w:p>
         </w:tc>
